--- a/HW03_DP1.docx
+++ b/HW03_DP1.docx
@@ -6,6 +6,7 @@
       <w:pPr>
         <w:jc w:val="center"/>
       </w:pPr>
+      <w:commentRangeStart w:id="0"/>
       <w:r>
         <w:rPr>
           <w:rFonts w:eastAsia="Calibri"/>
@@ -13,6 +14,13 @@
           <w:sz w:val="32"/>
         </w:rPr>
         <w:t>Homework 20261001</w:t>
+      </w:r>
+      <w:commentRangeEnd w:id="0"/>
+      <w:r>
+        <w:rPr>
+          <w:rStyle w:val="CommentReference"/>
+        </w:rPr>
+        <w:commentReference w:id="0"/>
       </w:r>
     </w:p>
     <w:p>
@@ -1270,6 +1278,7 @@
           <w:lang w:eastAsia="zh-CN"/>
         </w:rPr>
       </w:pPr>
+      <w:commentRangeStart w:id="1"/>
       <w:r>
         <w:rPr>
           <w:rFonts w:eastAsia="Calibri"/>
@@ -1284,6 +1293,13 @@
           <w:lang w:eastAsia="zh-CN"/>
         </w:rPr>
         <w:t>A</w:t>
+      </w:r>
+      <w:commentRangeEnd w:id="1"/>
+      <w:r>
+        <w:rPr>
+          <w:rStyle w:val="CommentReference"/>
+        </w:rPr>
+        <w:commentReference w:id="1"/>
       </w:r>
     </w:p>
     <w:p>
@@ -1635,6 +1651,7 @@
           <w:lang w:eastAsia="zh-CN"/>
         </w:rPr>
       </w:pPr>
+      <w:commentRangeStart w:id="2"/>
       <w:r>
         <w:rPr>
           <w:rFonts w:eastAsia="Calibri"/>
@@ -1649,6 +1666,13 @@
           <w:lang w:eastAsia="zh-CN"/>
         </w:rPr>
         <w:t>6</w:t>
+      </w:r>
+      <w:commentRangeEnd w:id="2"/>
+      <w:r>
+        <w:rPr>
+          <w:rStyle w:val="CommentReference"/>
+        </w:rPr>
+        <w:commentReference w:id="2"/>
       </w:r>
     </w:p>
     <w:p>
@@ -4791,6 +4815,7 @@
           <w:lang w:eastAsia="zh-CN"/>
         </w:rPr>
       </w:pPr>
+      <w:commentRangeStart w:id="3"/>
       <w:r>
         <w:rPr>
           <w:rFonts w:eastAsia="Calibri"/>
@@ -4937,6 +4962,13 @@
           <w:lang w:eastAsia="zh-CN"/>
         </w:rPr>
         <w:t>.</w:t>
+      </w:r>
+      <w:commentRangeEnd w:id="3"/>
+      <w:r>
+        <w:rPr>
+          <w:rStyle w:val="CommentReference"/>
+        </w:rPr>
+        <w:commentReference w:id="3"/>
       </w:r>
     </w:p>
     <w:p>
@@ -5294,6 +5326,7 @@
                 <w:lang w:eastAsia="zh-CN"/>
               </w:rPr>
             </w:pPr>
+            <w:commentRangeStart w:id="4"/>
             <w:r>
               <w:rPr>
                 <w:rFonts w:ascii="Consolas" w:eastAsia="Consolas" w:hAnsi="Consolas"/>
@@ -5336,6 +5369,13 @@
                 <w:lang w:eastAsia="zh-CN"/>
               </w:rPr>
               <w:t>;</w:t>
+            </w:r>
+            <w:commentRangeEnd w:id="4"/>
+            <w:r>
+              <w:rPr>
+                <w:rStyle w:val="CommentReference"/>
+              </w:rPr>
+              <w:commentReference w:id="4"/>
             </w:r>
           </w:p>
           <w:p>
@@ -8107,6 +8147,7 @@
                 <w:sz w:val="19"/>
               </w:rPr>
             </w:pPr>
+            <w:commentRangeStart w:id="5"/>
             <w:r>
               <w:rPr>
                 <w:rFonts w:ascii="Consolas" w:eastAsia="Consolas" w:hAnsi="Consolas"/>
@@ -8145,6 +8186,13 @@
                 <w:sz w:val="19"/>
               </w:rPr>
               <w:t>;</w:t>
+            </w:r>
+            <w:commentRangeEnd w:id="5"/>
+            <w:r>
+              <w:rPr>
+                <w:rStyle w:val="CommentReference"/>
+              </w:rPr>
+              <w:commentReference w:id="5"/>
             </w:r>
           </w:p>
           <w:p>
@@ -9536,6 +9584,107 @@
     </w:sectPr>
   </w:body>
 </w:document>
+</file>
+
+<file path=word/comments.xml><?xml version="1.0" encoding="utf-8"?>
+<w:comments xmlns:a="http://schemas.openxmlformats.org/drawingml/2006/main" xmlns:pic="http://schemas.openxmlformats.org/drawingml/2006/picture" xmlns:r="http://schemas.openxmlformats.org/officeDocument/2006/relationships" xmlns:w="http://schemas.openxmlformats.org/wordprocessingml/2006/main" xmlns:wp="http://schemas.openxmlformats.org/drawingml/2006/wordprocessingDrawing" xmlns:mc="http://schemas.openxmlformats.org/markup-compatibility/2006" xmlns:a14="http://schemas.microsoft.com/office/drawing/2010/main" xmlns:w14="http://schemas.microsoft.com/office/word/2010/wordml" xmlns:wpc="http://schemas.microsoft.com/office/word/2010/wordprocessingCanvas">
+  <w:comment w:id="0" w:author="Gong Qiushi" w:initials="GQ" w:date="2026-10-08T13:02:10Z">
+    <w:p>
+      <w:pPr>
+        <w:pStyle w:val="CommentText"/>
+      </w:pPr>
+      <w:r>
+        <w:rPr>
+          <w:rStyle w:val="CommentReference"/>
+        </w:rPr>
+        <w:annotationRef/>
+      </w:r>
+      <w:r>
+        <w:t>HW03  (20261001)  —  81 / 100     Q1 12/14  ·  Q2 14/14  ·  Q3 15/16  ·  Q4 10/16  ·  Q5 18/18  ·  Q6 12/22</w:t>
+      </w:r>
+    </w:p>
+  </w:comment>
+  <w:comment w:id="1" w:author="Gong Qiushi" w:initials="GQ" w:date="2026-10-08T13:02:10Z">
+    <w:p>
+      <w:pPr>
+        <w:pStyle w:val="CommentText"/>
+      </w:pPr>
+      <w:r>
+        <w:rPr>
+          <w:rStyle w:val="CommentReference"/>
+        </w:rPr>
+        <w:annotationRef/>
+      </w:r>
+      <w:r>
+        <w:t>2/3  (-1 mark)  Q1(c) — the output `A` / `7` is correct. The second half of the question was not answered: **why** `show()` cannot go inside `System.out.println(...)`. It is because `show()` has return type **void** — it returns no value at all, so there is nothing for `println` to print. `give()` returns an `int` (7), which is why `System.out.println(give());` works and prints 7.</w:t>
+      </w:r>
+    </w:p>
+  </w:comment>
+  <w:comment w:id="2" w:author="Gong Qiushi" w:initials="GQ" w:date="2026-10-08T13:02:10Z">
+    <w:p>
+      <w:pPr>
+        <w:pStyle w:val="CommentText"/>
+      </w:pPr>
+      <w:r>
+        <w:rPr>
+          <w:rStyle w:val="CommentReference"/>
+        </w:rPr>
+        <w:annotationRef/>
+      </w:r>
+      <w:r>
+        <w:t>2/3  (-1 mark)  Q1(d) — the output `6` / `100` is correct. The explanation is missing: the `y` inside `calc` is **local** to that method — created on each call and destroyed when it returns — so it is a different variable from the `y` declared in `main`, which therefore stays 100.</w:t>
+      </w:r>
+    </w:p>
+  </w:comment>
+  <w:comment w:id="3" w:author="Gong Qiushi" w:initials="GQ" w:date="2026-10-08T13:02:10Z">
+    <w:p>
+      <w:pPr>
+        <w:pStyle w:val="CommentText"/>
+      </w:pPr>
+      <w:r>
+        <w:rPr>
+          <w:rStyle w:val="CommentReference"/>
+        </w:rPr>
+        <w:annotationRef/>
+      </w:r>
+      <w:r>
+        <w:t>3/4  (-1 mark)  Q3(c) — you correctly identify `calls` as global and `n` as local. To secure the last mark, say what happens over time: `calls` is declared outside every method, so there is **one** copy that exists for the whole run of the program and keeps its value between calls; a **fresh** `n` is created on every call and destroyed when `next()` returns, so no value ever carries over.</w:t>
+      </w:r>
+    </w:p>
+  </w:comment>
+  <w:comment w:id="4" w:author="Gong Qiushi" w:initials="GQ" w:date="2026-10-08T13:02:10Z">
+    <w:p>
+      <w:pPr>
+        <w:pStyle w:val="CommentText"/>
+      </w:pPr>
+      <w:r>
+        <w:rPr>
+          <w:rStyle w:val="CommentReference"/>
+        </w:rPr>
+        <w:annotationRef/>
+      </w:r>
+      <w:r>
+        <w:t>10/16  (-6 marks)  Q4 — two problems. (1) **Logic error**: `maximum` compares only `a` and `b` — `c` is never tested, so the method returns the larger of the first two values only. With 3.5, 4.2, 9.3 it would return 4.2 instead of 9.3 (-4). (2) **The program will not compile**: `import java.until.Scanner` should be `java.util.Scanner`; `Public static void main` must be lower-case `public`; and the line `Scanner scanner = new Scanner(System.in)` is missing its semicolon (-2). The output format `"Largest:" + result` is accepted (only the space differs) — but write it as `"Largest: "` so it matches the spec exactly.</w:t>
+      </w:r>
+    </w:p>
+  </w:comment>
+  <w:comment w:id="5" w:author="Gong Qiushi" w:initials="GQ" w:date="2026-10-08T13:02:10Z">
+    <w:p>
+      <w:pPr>
+        <w:pStyle w:val="CommentText"/>
+      </w:pPr>
+      <w:r>
+        <w:rPr>
+          <w:rStyle w:val="CommentReference"/>
+        </w:rPr>
+        <w:annotationRef/>
+      </w:r>
+      <w:r>
+        <w:t>12/22  (-10 marks)  Q6 — (1) **Core error in `isPrime`**: `return true` sits *inside* the loop (in the `else` branch), so the method reports a number as prime as soon as the **first** divisor tried does not divide exactly. `isPrime(9)`: d = 2, 9 % 2 = 1 ≠ 0, so it returns `true` — but 9 = 3 × 3 is not prime. `return true` must come **after** the loop. Also use `i * i &lt;= n` (not `&lt;`) so perfect squares are caught, and reject `n &lt; 2` at the start (-6). (2) The `main` loop runs `i = 1; i &lt; limit`, so it starts at 1 and never tests `limit` itself — it must be `i = 2; i &lt;= limit`; and the primes must be printed on **one line separated by spaces**, but `println(i)` puts each on its own line (-2). (3) The final line must read `Count: &lt;n&gt;`; `"count" + count` prints `count8` (-2). Note also that the expected output you wrote down is not what this code produces — always run the program before recording its output.</w:t>
+      </w:r>
+    </w:p>
+  </w:comment>
+</w:comments>
 </file>
 
 <file path=word/endnotes.xml><?xml version="1.0" encoding="utf-8"?>
